--- a/Examples/Data/Golds/ReportingEngine.InsertDocumentDynamically(stream,doc,bytes) Gold.docx
+++ b/Examples/Data/Golds/ReportingEngine.InsertDocumentDynamically(stream,doc,bytes) Gold.docx
@@ -1,12 +1,13 @@
 
 <file path=word/document.xml><?xml version="1.0" encoding="utf-8"?>
 <w:document xmlns:ve="http://schemas.openxmlformats.org/markup-compatibility/2006" xmlns:o="urn:schemas-microsoft-com:office:office" xmlns:r="http://schemas.openxmlformats.org/officeDocument/2006/relationships" xmlns:m="http://schemas.openxmlformats.org/officeDocument/2006/math" xmlns:v="urn:schemas-microsoft-com:vml" xmlns:wp="http://schemas.openxmlformats.org/drawingml/2006/wordprocessingDrawing" xmlns:w10="urn:schemas-microsoft-com:office:word" xmlns:w="http://schemas.openxmlformats.org/wordprocessingml/2006/main" xmlns:wne="http://schemas.microsoft.com/office/word/2006/wordml">
-  <!-- Generated by Aspose.Words for .NET 18.3 -->
+  <!-- Generated by Aspose.Words for Java 26.3.0 -->
   <w:body>
     <w:tbl>
       <w:tblPr>
         <w:tblStyle w:val="Codesnippettable"/>
-        <w:tblW w:w="0" w:type="auto"/>
+        <w:tblpPr w:leftFromText="180" w:rightFromText="180" w:vertAnchor="text" w:horzAnchor="margin" w:tblpY="106"/>
+        <w:tblW w:w="9345" w:type="dxa"/>
         <w:tblLayout w:type="fixed"/>
         <w:tblLook w:val="04A0"/>
       </w:tblPr>
@@ -17,7 +18,7 @@
       </w:tblGrid>
       <w:tr>
         <w:tblPrEx>
-          <w:tblW w:w="0" w:type="auto"/>
+          <w:tblW w:w="9345" w:type="dxa"/>
           <w:tblLayout w:type="fixed"/>
           <w:tblLook w:val="04A0"/>
         </w:tblPrEx>
@@ -45,6 +46,42 @@
               </w:rPr>
               <w:t>Client</w:t>
             </w:r>
+            <w:r>
+              <w:rPr>
+                <w:rFonts w:asciiTheme="minorHAnsi" w:hAnsiTheme="minorHAnsi"/>
+                <w:b w:val="0"/>
+                <w:color w:val="auto"/>
+                <w:lang w:val="en-US"/>
+              </w:rPr>
+              <w:t xml:space="preserve"> </w:t>
+            </w:r>
+            <w:r>
+              <w:rPr>
+                <w:rFonts w:asciiTheme="minorHAnsi" w:hAnsiTheme="minorHAnsi"/>
+                <w:b w:val="0"/>
+                <w:color w:val="auto"/>
+                <w:lang w:val="en-US"/>
+              </w:rPr>
+              <w:t>&lt;&lt;</w:t>
+            </w:r>
+            <w:r>
+              <w:rPr>
+                <w:rFonts w:asciiTheme="minorHAnsi" w:hAnsiTheme="minorHAnsi"/>
+                <w:b w:val="0"/>
+                <w:color w:val="auto"/>
+                <w:lang w:val="en-US"/>
+              </w:rPr>
+              <w:t>var</w:t>
+            </w:r>
+            <w:r>
+              <w:rPr>
+                <w:rFonts w:asciiTheme="minorHAnsi" w:hAnsiTheme="minorHAnsi"/>
+                <w:b w:val="0"/>
+                <w:color w:val="auto"/>
+                <w:lang w:val="en-US"/>
+              </w:rPr>
+              <w:t xml:space="preserve"> [total = 0]&gt;&gt;</w:t>
+            </w:r>
           </w:p>
         </w:tc>
         <w:tc>
@@ -102,7 +139,7 @@
       </w:tr>
       <w:tr>
         <w:tblPrEx>
-          <w:tblW w:w="0" w:type="auto"/>
+          <w:tblW w:w="9345" w:type="dxa"/>
           <w:tblLayout w:type="fixed"/>
           <w:tblLook w:val="04A0"/>
         </w:tblPrEx>
@@ -155,8 +192,109 @@
                 <w:color w:val="auto"/>
                 <w:lang w:val="en-US"/>
               </w:rPr>
-              <w:t>c in Contracts]</w:t>
-            </w:r>
+              <w:t>ContractTestClass</w:t>
+            </w:r>
+            <w:r>
+              <w:rPr>
+                <w:rFonts w:asciiTheme="minorHAnsi" w:hAnsiTheme="minorHAnsi"/>
+                <w:b w:val="0"/>
+                <w:color w:val="auto"/>
+                <w:lang w:val="en-US"/>
+              </w:rPr>
+              <w:t xml:space="preserve"> c in Contracts]</w:t>
+            </w:r>
+            <w:r>
+              <w:rPr>
+                <w:rFonts w:asciiTheme="minorHAnsi" w:hAnsiTheme="minorHAnsi"/>
+                <w:b w:val="0"/>
+                <w:color w:val="auto"/>
+                <w:lang w:val="en-US"/>
+              </w:rPr>
+              <w:t>&gt;&gt; &lt;&lt;[</w:t>
+            </w:r>
+            <w:r>
+              <w:rPr>
+                <w:rFonts w:asciiTheme="minorHAnsi" w:hAnsiTheme="minorHAnsi"/>
+                <w:b w:val="0"/>
+                <w:color w:val="auto"/>
+                <w:lang w:val="en-US"/>
+              </w:rPr>
+              <w:t>c.</w:t>
+            </w:r>
+            <w:r>
+              <w:rPr>
+                <w:rFonts w:asciiTheme="minorHAnsi" w:hAnsiTheme="minorHAnsi"/>
+                <w:b w:val="0"/>
+                <w:color w:val="auto"/>
+                <w:lang w:val="en-US"/>
+              </w:rPr>
+              <w:t>get</w:t>
+            </w:r>
+            <w:r>
+              <w:rPr>
+                <w:rFonts w:asciiTheme="minorHAnsi" w:hAnsiTheme="minorHAnsi"/>
+                <w:b w:val="0"/>
+                <w:color w:val="auto"/>
+                <w:lang w:val="en-US"/>
+              </w:rPr>
+              <w:t>Client</w:t>
+            </w:r>
+            <w:r>
+              <w:rPr>
+                <w:rFonts w:asciiTheme="minorHAnsi" w:hAnsiTheme="minorHAnsi"/>
+                <w:b w:val="0"/>
+                <w:color w:val="auto"/>
+                <w:lang w:val="en-US"/>
+              </w:rPr>
+              <w:t>()</w:t>
+            </w:r>
+            <w:r>
+              <w:rPr>
+                <w:rFonts w:asciiTheme="minorHAnsi" w:hAnsiTheme="minorHAnsi"/>
+                <w:b w:val="0"/>
+                <w:color w:val="auto"/>
+                <w:lang w:val="en-US"/>
+              </w:rPr>
+              <w:t>.</w:t>
+            </w:r>
+            <w:r>
+              <w:rPr>
+                <w:rFonts w:asciiTheme="minorHAnsi" w:hAnsiTheme="minorHAnsi"/>
+                <w:b w:val="0"/>
+                <w:color w:val="auto"/>
+                <w:lang w:val="en-US"/>
+              </w:rPr>
+              <w:t>get</w:t>
+            </w:r>
+            <w:r>
+              <w:rPr>
+                <w:rFonts w:asciiTheme="minorHAnsi" w:hAnsiTheme="minorHAnsi"/>
+                <w:b w:val="0"/>
+                <w:color w:val="auto"/>
+                <w:lang w:val="en-US"/>
+              </w:rPr>
+              <w:t>Name</w:t>
+            </w:r>
+            <w:r>
+              <w:rPr>
+                <w:rFonts w:asciiTheme="minorHAnsi" w:hAnsiTheme="minorHAnsi"/>
+                <w:b w:val="0"/>
+                <w:color w:val="auto"/>
+                <w:lang w:val="en-US"/>
+              </w:rPr>
+              <w:t>()</w:t>
+            </w:r>
+            <w:r>
+              <w:rPr>
+                <w:rFonts w:asciiTheme="minorHAnsi" w:hAnsiTheme="minorHAnsi"/>
+                <w:b w:val="0"/>
+                <w:color w:val="auto"/>
+                <w:lang w:val="en-US"/>
+              </w:rPr>
+              <w:t>]</w:t>
+            </w:r>
+            <w:bookmarkStart w:id="0" w:name="_GoBack"/>
+            <w:bookmarkEnd w:id="0"/>
             <w:r>
               <w:rPr>
                 <w:rFonts w:asciiTheme="minorHAnsi" w:hAnsiTheme="minorHAnsi"/>
@@ -165,42 +303,6 @@
                 <w:lang w:val="en-US"/>
               </w:rPr>
               <w:t>&gt;&gt;</w:t>
-            </w:r>
-            <w:r>
-              <w:rPr>
-                <w:rFonts w:asciiTheme="minorHAnsi" w:hAnsiTheme="minorHAnsi"/>
-                <w:b w:val="0"/>
-                <w:color w:val="auto"/>
-                <w:lang w:val="en-US"/>
-              </w:rPr>
-              <w:t xml:space="preserve"> </w:t>
-            </w:r>
-            <w:r>
-              <w:rPr>
-                <w:rFonts w:asciiTheme="minorHAnsi" w:hAnsiTheme="minorHAnsi"/>
-                <w:b w:val="0"/>
-                <w:color w:val="auto"/>
-                <w:lang w:val="en-US"/>
-              </w:rPr>
-              <w:t>&lt;&lt;[</w:t>
-            </w:r>
-            <w:r>
-              <w:rPr>
-                <w:rFonts w:asciiTheme="minorHAnsi" w:hAnsiTheme="minorHAnsi"/>
-                <w:b w:val="0"/>
-                <w:color w:val="auto"/>
-                <w:lang w:val="en-US"/>
-              </w:rPr>
-              <w:t>c.Client.Name</w:t>
-            </w:r>
-            <w:r>
-              <w:rPr>
-                <w:rFonts w:asciiTheme="minorHAnsi" w:hAnsiTheme="minorHAnsi"/>
-                <w:b w:val="0"/>
-                <w:color w:val="auto"/>
-                <w:lang w:val="en-US"/>
-              </w:rPr>
-              <w:t>]&gt;&gt;</w:t>
             </w:r>
           </w:p>
         </w:tc>
@@ -235,18 +337,70 @@
                 <w:color w:val="auto"/>
                 <w:lang w:val="en-US"/>
               </w:rPr>
-              <w:t>c.Manager</w:t>
-            </w:r>
-            <w:bookmarkStart w:id="0" w:name="_GoBack"/>
-            <w:bookmarkEnd w:id="0"/>
-            <w:r>
-              <w:rPr>
-                <w:rFonts w:asciiTheme="minorHAnsi" w:hAnsiTheme="minorHAnsi"/>
-                <w:b w:val="0"/>
-                <w:color w:val="auto"/>
-                <w:lang w:val="en-US"/>
-              </w:rPr>
-              <w:t>.Name</w:t>
+              <w:t>c.</w:t>
+            </w:r>
+            <w:r>
+              <w:rPr>
+                <w:rFonts w:asciiTheme="minorHAnsi" w:hAnsiTheme="minorHAnsi"/>
+                <w:b w:val="0"/>
+                <w:color w:val="auto"/>
+                <w:lang w:val="en-US"/>
+              </w:rPr>
+              <w:t>get</w:t>
+            </w:r>
+            <w:r>
+              <w:rPr>
+                <w:rFonts w:asciiTheme="minorHAnsi" w:hAnsiTheme="minorHAnsi"/>
+                <w:b w:val="0"/>
+                <w:color w:val="auto"/>
+                <w:lang w:val="en-US"/>
+              </w:rPr>
+              <w:t>Manager</w:t>
+            </w:r>
+            <w:r>
+              <w:rPr>
+                <w:rFonts w:asciiTheme="minorHAnsi" w:hAnsiTheme="minorHAnsi"/>
+                <w:b w:val="0"/>
+                <w:color w:val="auto"/>
+                <w:lang w:val="en-US"/>
+              </w:rPr>
+              <w:t>()</w:t>
+            </w:r>
+            <w:r>
+              <w:rPr>
+                <w:rFonts w:asciiTheme="minorHAnsi" w:hAnsiTheme="minorHAnsi"/>
+                <w:b w:val="0"/>
+                <w:color w:val="auto"/>
+                <w:lang w:val="en-US"/>
+              </w:rPr>
+              <w:t>.</w:t>
+            </w:r>
+            <w:r>
+              <w:rPr>
+                <w:rFonts w:asciiTheme="minorHAnsi" w:hAnsiTheme="minorHAnsi"/>
+                <w:b w:val="0"/>
+                <w:color w:val="auto"/>
+                <w:lang w:val="en-US"/>
+              </w:rPr>
+              <w:t>get</w:t>
+            </w:r>
+            <w:r>
+              <w:rPr>
+                <w:rFonts w:asciiTheme="minorHAnsi" w:hAnsiTheme="minorHAnsi"/>
+                <w:b w:val="0"/>
+                <w:color w:val="auto"/>
+                <w:lang w:val="en-US"/>
+              </w:rPr>
+              <w:t>Name</w:t>
+            </w:r>
+            <w:r>
+              <w:rPr>
+                <w:rFonts w:asciiTheme="minorHAnsi" w:hAnsiTheme="minorHAnsi"/>
+                <w:b w:val="0"/>
+                <w:color w:val="auto"/>
+                <w:lang w:val="en-US"/>
+              </w:rPr>
+              <w:t>()</w:t>
             </w:r>
             <w:r>
               <w:rPr>
@@ -290,16 +444,142 @@
                 <w:color w:val="auto"/>
                 <w:lang w:val="en-US"/>
               </w:rPr>
-              <w:t>c.Price</w:t>
-            </w:r>
-            <w:r>
-              <w:rPr>
-                <w:rFonts w:asciiTheme="minorHAnsi" w:hAnsiTheme="minorHAnsi"/>
-                <w:b w:val="0"/>
-                <w:color w:val="auto"/>
-                <w:lang w:val="en-US"/>
-              </w:rPr>
-              <w:t>]&gt;&gt;&lt;&lt;/</w:t>
+              <w:t>(</w:t>
+            </w:r>
+            <w:r>
+              <w:rPr>
+                <w:rFonts w:asciiTheme="minorHAnsi" w:hAnsiTheme="minorHAnsi"/>
+                <w:b w:val="0"/>
+                <w:color w:val="auto"/>
+                <w:lang w:val="en-US"/>
+              </w:rPr>
+              <w:t>int</w:t>
+            </w:r>
+            <w:r>
+              <w:rPr>
+                <w:rFonts w:asciiTheme="minorHAnsi" w:hAnsiTheme="minorHAnsi"/>
+                <w:b w:val="0"/>
+                <w:color w:val="auto"/>
+                <w:lang w:val="en-US"/>
+              </w:rPr>
+              <w:t>)</w:t>
+            </w:r>
+            <w:r>
+              <w:rPr>
+                <w:rFonts w:asciiTheme="minorHAnsi" w:hAnsiTheme="minorHAnsi"/>
+                <w:b w:val="0"/>
+                <w:color w:val="auto"/>
+                <w:lang w:val="en-US"/>
+              </w:rPr>
+              <w:t>c.</w:t>
+            </w:r>
+            <w:r>
+              <w:rPr>
+                <w:rFonts w:asciiTheme="minorHAnsi" w:hAnsiTheme="minorHAnsi"/>
+                <w:b w:val="0"/>
+                <w:color w:val="auto"/>
+                <w:lang w:val="en-US"/>
+              </w:rPr>
+              <w:t>get</w:t>
+            </w:r>
+            <w:r>
+              <w:rPr>
+                <w:rFonts w:asciiTheme="minorHAnsi" w:hAnsiTheme="minorHAnsi"/>
+                <w:b w:val="0"/>
+                <w:color w:val="auto"/>
+                <w:lang w:val="en-US"/>
+              </w:rPr>
+              <w:t>Price</w:t>
+            </w:r>
+            <w:r>
+              <w:rPr>
+                <w:rFonts w:asciiTheme="minorHAnsi" w:hAnsiTheme="minorHAnsi"/>
+                <w:b w:val="0"/>
+                <w:color w:val="auto"/>
+                <w:lang w:val="en-US"/>
+              </w:rPr>
+              <w:t>()</w:t>
+            </w:r>
+            <w:r>
+              <w:rPr>
+                <w:rFonts w:asciiTheme="minorHAnsi" w:hAnsiTheme="minorHAnsi"/>
+                <w:b w:val="0"/>
+                <w:color w:val="auto"/>
+                <w:lang w:val="en-US"/>
+              </w:rPr>
+              <w:t>]&gt;&gt;</w:t>
+            </w:r>
+            <w:r>
+              <w:rPr>
+                <w:rFonts w:asciiTheme="minorHAnsi" w:hAnsiTheme="minorHAnsi"/>
+                <w:b w:val="0"/>
+                <w:color w:val="auto"/>
+                <w:lang w:val="en-US"/>
+              </w:rPr>
+              <w:t>&lt;&lt;</w:t>
+            </w:r>
+            <w:r>
+              <w:rPr>
+                <w:rFonts w:asciiTheme="minorHAnsi" w:hAnsiTheme="minorHAnsi"/>
+                <w:b w:val="0"/>
+                <w:color w:val="auto"/>
+                <w:lang w:val="en-US"/>
+              </w:rPr>
+              <w:t>var</w:t>
+            </w:r>
+            <w:r>
+              <w:rPr>
+                <w:rFonts w:asciiTheme="minorHAnsi" w:hAnsiTheme="minorHAnsi"/>
+                <w:b w:val="0"/>
+                <w:color w:val="auto"/>
+                <w:lang w:val="en-US"/>
+              </w:rPr>
+              <w:t xml:space="preserve"> [total = total + </w:t>
+            </w:r>
+            <w:r>
+              <w:rPr>
+                <w:rFonts w:asciiTheme="minorHAnsi" w:hAnsiTheme="minorHAnsi"/>
+                <w:b w:val="0"/>
+                <w:color w:val="auto"/>
+                <w:lang w:val="en-US"/>
+              </w:rPr>
+              <w:t>c.</w:t>
+            </w:r>
+            <w:r>
+              <w:rPr>
+                <w:rFonts w:asciiTheme="minorHAnsi" w:hAnsiTheme="minorHAnsi"/>
+                <w:b w:val="0"/>
+                <w:color w:val="auto"/>
+                <w:lang w:val="en-US"/>
+              </w:rPr>
+              <w:t>get</w:t>
+            </w:r>
+            <w:r>
+              <w:rPr>
+                <w:rFonts w:asciiTheme="minorHAnsi" w:hAnsiTheme="minorHAnsi"/>
+                <w:b w:val="0"/>
+                <w:color w:val="auto"/>
+                <w:lang w:val="en-US"/>
+              </w:rPr>
+              <w:t>Price</w:t>
+            </w:r>
+            <w:r>
+              <w:rPr>
+                <w:rFonts w:asciiTheme="minorHAnsi" w:hAnsiTheme="minorHAnsi"/>
+                <w:b w:val="0"/>
+                <w:color w:val="auto"/>
+                <w:lang w:val="en-US"/>
+              </w:rPr>
+              <w:t>()]&gt;&gt;</w:t>
+            </w:r>
+            <w:r>
+              <w:rPr>
+                <w:rFonts w:asciiTheme="minorHAnsi" w:hAnsiTheme="minorHAnsi"/>
+                <w:b w:val="0"/>
+                <w:color w:val="auto"/>
+                <w:lang w:val="en-US"/>
+              </w:rPr>
+              <w:t>&lt;&lt;/</w:t>
             </w:r>
             <w:r>
               <w:rPr>
@@ -324,7 +604,7 @@
       </w:tr>
       <w:tr>
         <w:tblPrEx>
-          <w:tblW w:w="0" w:type="auto"/>
+          <w:tblW w:w="9345" w:type="dxa"/>
           <w:tblLayout w:type="fixed"/>
           <w:tblLook w:val="04A0"/>
         </w:tblPrEx>
@@ -377,43 +657,16 @@
                 <w:color w:val="auto"/>
                 <w:lang w:val="en-US"/>
               </w:rPr>
-              <w:t>&lt;&lt;[</w:t>
-            </w:r>
-            <w:r>
-              <w:rPr>
-                <w:rFonts w:asciiTheme="minorHAnsi" w:hAnsiTheme="minorHAnsi"/>
-                <w:b w:val="0"/>
-                <w:color w:val="auto"/>
-                <w:lang w:val="en-US"/>
-              </w:rPr>
-              <w:t>Contracts.Sum</w:t>
-            </w:r>
-            <w:r>
-              <w:rPr>
-                <w:rFonts w:asciiTheme="minorHAnsi" w:hAnsiTheme="minorHAnsi"/>
-                <w:b w:val="0"/>
-                <w:color w:val="auto"/>
-                <w:lang w:val="en-US"/>
-              </w:rPr>
-              <w:t xml:space="preserve">(c =&gt; </w:t>
-            </w:r>
-            <w:r>
-              <w:rPr>
-                <w:rFonts w:asciiTheme="minorHAnsi" w:hAnsiTheme="minorHAnsi"/>
-                <w:b w:val="0"/>
-                <w:color w:val="auto"/>
-                <w:lang w:val="en-US"/>
-              </w:rPr>
-              <w:t>c.Price</w:t>
-            </w:r>
-            <w:r>
-              <w:rPr>
-                <w:rFonts w:asciiTheme="minorHAnsi" w:hAnsiTheme="minorHAnsi"/>
-                <w:b w:val="0"/>
-                <w:color w:val="auto"/>
-                <w:lang w:val="en-US"/>
-              </w:rPr>
-              <w:t>)]&gt;&gt;</w:t>
+              <w:t>&lt;&lt;[total</w:t>
+            </w:r>
+            <w:r>
+              <w:rPr>
+                <w:rFonts w:asciiTheme="minorHAnsi" w:hAnsiTheme="minorHAnsi"/>
+                <w:b w:val="0"/>
+                <w:color w:val="auto"/>
+                <w:lang w:val="en-US"/>
+              </w:rPr>
+              <w:t>]&gt;&gt;</w:t>
             </w:r>
           </w:p>
         </w:tc>
@@ -426,11 +679,10 @@
         </w:rPr>
       </w:pPr>
     </w:p>
-    <w:p/>
     <w:sectPr>
-      <w:pgSz w:w="11906" w:h="16838"/>
-      <w:pgMar w:top="1440" w:right="1440" w:bottom="1440" w:left="1440" w:header="708" w:footer="708" w:gutter="0"/>
-      <w:cols w:space="708"/>
+      <w:pgSz w:w="12240" w:h="15840"/>
+      <w:pgMar w:top="1440" w:right="1440" w:bottom="1440" w:left="1440" w:header="720" w:footer="720" w:gutter="0"/>
+      <w:cols w:space="720"/>
       <w:docGrid w:linePitch="360"/>
     </w:sectPr>
   </w:body>
@@ -443,6 +695,7 @@
     <w:rPrDefault>
       <w:rPr>
         <w:rFonts w:ascii="Times New Roman" w:eastAsia="Times New Roman" w:hAnsi="Times New Roman" w:cs="Times New Roman"/>
+        <w:lang w:val="en-US" w:eastAsia="en-US" w:bidi="ar-SA"/>
       </w:rPr>
     </w:rPrDefault>
     <w:pPrDefault/>
@@ -615,7 +868,7 @@
       <w:color w:val="7F7F7F" w:themeColor="text1" w:themeTint="80"/>
       <w:sz w:val="22"/>
       <w:szCs w:val="22"/>
-      <w:lang w:val="ru-RU" w:eastAsia="en-US" w:bidi="ar-SA"/>
+      <w:lang w:val="ru-RU"/>
     </w:rPr>
     <w:tblPr>
       <w:tblBorders>
